--- a/reference/구글계정_교체_및_Firebase_생성_가이드_2026-08-28.docx
+++ b/reference/구글계정_교체_및_Firebase_생성_가이드_2026-08-28.docx
@@ -131,7 +131,7 @@
         <w:rPr>
           <w:i/>
           <w:iCs/>
-          <w:color w:val="666666"/>
+          <w:color w:val="auto"/>
           <w:sz w:val="22"/>
         </w:rPr>
         <w:t>작성일</w:t>
@@ -140,7 +140,7 @@
         <w:rPr>
           <w:i/>
           <w:iCs/>
-          <w:color w:val="666666"/>
+          <w:color w:val="auto"/>
           <w:sz w:val="22"/>
         </w:rPr>
         <w:t>: 2026-08-28</w:t>
@@ -2039,7 +2039,7 @@
         <w:rPr>
           <w:b/>
           <w:bCs/>
-          <w:color w:val="C0392B"/>
+          <w:color w:val="auto"/>
           <w:sz w:val="22"/>
         </w:rPr>
         <w:t>⚠</w:t>
@@ -2048,7 +2048,7 @@
         <w:rPr>
           <w:b/>
           <w:bCs/>
-          <w:color w:val="C0392B"/>
+          <w:color w:val="auto"/>
           <w:sz w:val="22"/>
         </w:rPr>
         <w:t xml:space="preserve"> URL</w:t>
@@ -2057,7 +2057,7 @@
         <w:rPr>
           <w:b/>
           <w:bCs/>
-          <w:color w:val="C0392B"/>
+          <w:color w:val="auto"/>
           <w:sz w:val="22"/>
         </w:rPr>
         <w:t>이</w:t>
@@ -2066,7 +2066,7 @@
         <w:rPr>
           <w:b/>
           <w:bCs/>
-          <w:color w:val="C0392B"/>
+          <w:color w:val="auto"/>
           <w:sz w:val="22"/>
         </w:rPr>
         <w:t xml:space="preserve"> </w:t>
@@ -2075,7 +2075,7 @@
         <w:rPr>
           <w:b/>
           <w:bCs/>
-          <w:color w:val="C0392B"/>
+          <w:color w:val="auto"/>
           <w:sz w:val="22"/>
         </w:rPr>
         <w:t>바뀌면</w:t>
@@ -2084,7 +2084,7 @@
         <w:rPr>
           <w:b/>
           <w:bCs/>
-          <w:color w:val="C0392B"/>
+          <w:color w:val="auto"/>
           <w:sz w:val="22"/>
         </w:rPr>
         <w:t xml:space="preserve"> </w:t>
@@ -2093,7 +2093,7 @@
         <w:rPr>
           <w:b/>
           <w:bCs/>
-          <w:color w:val="C0392B"/>
+          <w:color w:val="auto"/>
           <w:sz w:val="22"/>
         </w:rPr>
         <w:t>폰에</w:t>
@@ -2102,7 +2102,7 @@
         <w:rPr>
           <w:b/>
           <w:bCs/>
-          <w:color w:val="C0392B"/>
+          <w:color w:val="auto"/>
           <w:sz w:val="22"/>
         </w:rPr>
         <w:t xml:space="preserve"> </w:t>
@@ -2111,7 +2111,7 @@
         <w:rPr>
           <w:b/>
           <w:bCs/>
-          <w:color w:val="C0392B"/>
+          <w:color w:val="auto"/>
           <w:sz w:val="22"/>
         </w:rPr>
         <w:t>설치된</w:t>
@@ -2120,7 +2120,7 @@
         <w:rPr>
           <w:b/>
           <w:bCs/>
-          <w:color w:val="C0392B"/>
+          <w:color w:val="auto"/>
           <w:sz w:val="22"/>
         </w:rPr>
         <w:t xml:space="preserve"> </w:t>
@@ -2129,7 +2129,7 @@
         <w:rPr>
           <w:b/>
           <w:bCs/>
-          <w:color w:val="C0392B"/>
+          <w:color w:val="auto"/>
           <w:sz w:val="22"/>
         </w:rPr>
         <w:t>기존</w:t>
@@ -2138,7 +2138,7 @@
         <w:rPr>
           <w:b/>
           <w:bCs/>
-          <w:color w:val="C0392B"/>
+          <w:color w:val="auto"/>
           <w:sz w:val="22"/>
         </w:rPr>
         <w:t xml:space="preserve"> PWA</w:t>
@@ -2147,7 +2147,7 @@
         <w:rPr>
           <w:b/>
           <w:bCs/>
-          <w:color w:val="C0392B"/>
+          <w:color w:val="auto"/>
           <w:sz w:val="22"/>
         </w:rPr>
         <w:t>는</w:t>
@@ -2156,7 +2156,7 @@
         <w:rPr>
           <w:b/>
           <w:bCs/>
-          <w:color w:val="C0392B"/>
+          <w:color w:val="auto"/>
           <w:sz w:val="22"/>
         </w:rPr>
         <w:t xml:space="preserve"> </w:t>
@@ -2165,7 +2165,7 @@
         <w:rPr>
           <w:b/>
           <w:bCs/>
-          <w:color w:val="C0392B"/>
+          <w:color w:val="auto"/>
           <w:sz w:val="22"/>
         </w:rPr>
         <w:t>옛</w:t>
@@ -2174,7 +2174,7 @@
         <w:rPr>
           <w:b/>
           <w:bCs/>
-          <w:color w:val="C0392B"/>
+          <w:color w:val="auto"/>
           <w:sz w:val="22"/>
         </w:rPr>
         <w:t xml:space="preserve"> </w:t>
@@ -2183,7 +2183,7 @@
         <w:rPr>
           <w:b/>
           <w:bCs/>
-          <w:color w:val="C0392B"/>
+          <w:color w:val="auto"/>
           <w:sz w:val="22"/>
         </w:rPr>
         <w:t>도메인을</w:t>
@@ -2192,7 +2192,7 @@
         <w:rPr>
           <w:b/>
           <w:bCs/>
-          <w:color w:val="C0392B"/>
+          <w:color w:val="auto"/>
           <w:sz w:val="22"/>
         </w:rPr>
         <w:t xml:space="preserve"> </w:t>
@@ -2201,7 +2201,7 @@
         <w:rPr>
           <w:b/>
           <w:bCs/>
-          <w:color w:val="C0392B"/>
+          <w:color w:val="auto"/>
           <w:sz w:val="22"/>
         </w:rPr>
         <w:t>그대로</w:t>
@@ -2210,7 +2210,7 @@
         <w:rPr>
           <w:b/>
           <w:bCs/>
-          <w:color w:val="C0392B"/>
+          <w:color w:val="auto"/>
           <w:sz w:val="22"/>
         </w:rPr>
         <w:t xml:space="preserve"> </w:t>
@@ -2219,7 +2219,7 @@
         <w:rPr>
           <w:b/>
           <w:bCs/>
-          <w:color w:val="C0392B"/>
+          <w:color w:val="auto"/>
           <w:sz w:val="22"/>
         </w:rPr>
         <w:t>가리키고</w:t>
@@ -2228,7 +2228,7 @@
         <w:rPr>
           <w:b/>
           <w:bCs/>
-          <w:color w:val="C0392B"/>
+          <w:color w:val="auto"/>
           <w:sz w:val="22"/>
         </w:rPr>
         <w:t xml:space="preserve">, </w:t>
@@ -2237,7 +2237,7 @@
         <w:rPr>
           <w:b/>
           <w:bCs/>
-          <w:color w:val="C0392B"/>
+          <w:color w:val="auto"/>
           <w:sz w:val="22"/>
         </w:rPr>
         <w:t>새</w:t>
@@ -2246,7 +2246,7 @@
         <w:rPr>
           <w:b/>
           <w:bCs/>
-          <w:color w:val="C0392B"/>
+          <w:color w:val="auto"/>
           <w:sz w:val="22"/>
         </w:rPr>
         <w:t xml:space="preserve"> </w:t>
@@ -2255,7 +2255,7 @@
         <w:rPr>
           <w:b/>
           <w:bCs/>
-          <w:color w:val="C0392B"/>
+          <w:color w:val="auto"/>
           <w:sz w:val="22"/>
         </w:rPr>
         <w:t>도메인은</w:t>
@@ -2264,7 +2264,7 @@
         <w:rPr>
           <w:b/>
           <w:bCs/>
-          <w:color w:val="C0392B"/>
+          <w:color w:val="auto"/>
           <w:sz w:val="22"/>
         </w:rPr>
         <w:t xml:space="preserve"> </w:t>
@@ -2273,7 +2273,7 @@
         <w:rPr>
           <w:b/>
           <w:bCs/>
-          <w:color w:val="C0392B"/>
+          <w:color w:val="auto"/>
           <w:sz w:val="22"/>
         </w:rPr>
         <w:t>빈</w:t>
@@ -2282,7 +2282,7 @@
         <w:rPr>
           <w:b/>
           <w:bCs/>
-          <w:color w:val="C0392B"/>
+          <w:color w:val="auto"/>
           <w:sz w:val="22"/>
         </w:rPr>
         <w:t xml:space="preserve"> </w:t>
@@ -2291,7 +2291,7 @@
         <w:rPr>
           <w:b/>
           <w:bCs/>
-          <w:color w:val="C0392B"/>
+          <w:color w:val="auto"/>
           <w:sz w:val="22"/>
         </w:rPr>
         <w:t>데이</w:t>
@@ -2300,7 +2300,7 @@
         <w:rPr>
           <w:b/>
           <w:bCs/>
-          <w:color w:val="C0392B"/>
+          <w:color w:val="auto"/>
           <w:sz w:val="22"/>
         </w:rPr>
         <w:t>터로</w:t>
@@ -2309,7 +2309,7 @@
         <w:rPr>
           <w:b/>
           <w:bCs/>
-          <w:color w:val="C0392B"/>
+          <w:color w:val="auto"/>
           <w:sz w:val="22"/>
         </w:rPr>
         <w:t xml:space="preserve"> </w:t>
@@ -2318,7 +2318,7 @@
         <w:rPr>
           <w:b/>
           <w:bCs/>
-          <w:color w:val="C0392B"/>
+          <w:color w:val="auto"/>
           <w:sz w:val="22"/>
         </w:rPr>
         <w:t>시작함</w:t>
@@ -2327,7 +2327,7 @@
         <w:rPr>
           <w:b/>
           <w:bCs/>
-          <w:color w:val="C0392B"/>
+          <w:color w:val="auto"/>
           <w:sz w:val="22"/>
         </w:rPr>
         <w:t xml:space="preserve"> — </w:t>
@@ -2336,7 +2336,7 @@
         <w:rPr>
           <w:b/>
           <w:bCs/>
-          <w:color w:val="C0392B"/>
+          <w:color w:val="auto"/>
           <w:sz w:val="22"/>
         </w:rPr>
         <w:t>지금까지</w:t>
@@ -2345,7 +2345,7 @@
         <w:rPr>
           <w:b/>
           <w:bCs/>
-          <w:color w:val="C0392B"/>
+          <w:color w:val="auto"/>
           <w:sz w:val="22"/>
         </w:rPr>
         <w:t xml:space="preserve"> </w:t>
@@ -2354,7 +2354,7 @@
         <w:rPr>
           <w:b/>
           <w:bCs/>
-          <w:color w:val="C0392B"/>
+          <w:color w:val="auto"/>
           <w:sz w:val="22"/>
         </w:rPr>
         <w:t>넣어둔</w:t>
@@ -2363,7 +2363,7 @@
         <w:rPr>
           <w:b/>
           <w:bCs/>
-          <w:color w:val="C0392B"/>
+          <w:color w:val="auto"/>
           <w:sz w:val="22"/>
         </w:rPr>
         <w:t xml:space="preserve"> </w:t>
@@ -2372,7 +2372,7 @@
         <w:rPr>
           <w:b/>
           <w:bCs/>
-          <w:color w:val="C0392B"/>
+          <w:color w:val="auto"/>
           <w:sz w:val="22"/>
         </w:rPr>
         <w:t>문장이</w:t>
@@ -2381,7 +2381,7 @@
         <w:rPr>
           <w:b/>
           <w:bCs/>
-          <w:color w:val="C0392B"/>
+          <w:color w:val="auto"/>
           <w:sz w:val="22"/>
         </w:rPr>
         <w:t xml:space="preserve"> </w:t>
@@ -2390,7 +2390,7 @@
         <w:rPr>
           <w:b/>
           <w:bCs/>
-          <w:color w:val="C0392B"/>
+          <w:color w:val="auto"/>
           <w:sz w:val="22"/>
         </w:rPr>
         <w:t>자동으로</w:t>
@@ -2399,7 +2399,7 @@
         <w:rPr>
           <w:b/>
           <w:bCs/>
-          <w:color w:val="C0392B"/>
+          <w:color w:val="auto"/>
           <w:sz w:val="22"/>
         </w:rPr>
         <w:t xml:space="preserve"> </w:t>
@@ -2408,7 +2408,7 @@
         <w:rPr>
           <w:b/>
           <w:bCs/>
-          <w:color w:val="C0392B"/>
+          <w:color w:val="auto"/>
           <w:sz w:val="22"/>
         </w:rPr>
         <w:t>안</w:t>
@@ -2417,7 +2417,7 @@
         <w:rPr>
           <w:b/>
           <w:bCs/>
-          <w:color w:val="C0392B"/>
+          <w:color w:val="auto"/>
           <w:sz w:val="22"/>
         </w:rPr>
         <w:t xml:space="preserve"> </w:t>
@@ -2426,7 +2426,7 @@
         <w:rPr>
           <w:b/>
           <w:bCs/>
-          <w:color w:val="C0392B"/>
+          <w:color w:val="auto"/>
           <w:sz w:val="22"/>
         </w:rPr>
         <w:t>따라옴</w:t>
@@ -2435,7 +2435,7 @@
         <w:rPr>
           <w:b/>
           <w:bCs/>
-          <w:color w:val="C0392B"/>
+          <w:color w:val="auto"/>
           <w:sz w:val="22"/>
         </w:rPr>
         <w:t xml:space="preserve">. </w:t>
@@ -2444,7 +2444,7 @@
         <w:rPr>
           <w:b/>
           <w:bCs/>
-          <w:color w:val="C0392B"/>
+          <w:color w:val="auto"/>
           <w:sz w:val="22"/>
         </w:rPr>
         <w:t>반드시</w:t>
@@ -2453,7 +2453,7 @@
         <w:rPr>
           <w:b/>
           <w:bCs/>
-          <w:color w:val="C0392B"/>
+          <w:color w:val="auto"/>
           <w:sz w:val="22"/>
         </w:rPr>
         <w:t xml:space="preserve"> </w:t>
@@ -2462,7 +2462,7 @@
         <w:rPr>
           <w:b/>
           <w:bCs/>
-          <w:color w:val="C0392B"/>
+          <w:color w:val="auto"/>
           <w:sz w:val="22"/>
         </w:rPr>
         <w:t>이관</w:t>
@@ -2471,7 +2471,7 @@
         <w:rPr>
           <w:b/>
           <w:bCs/>
-          <w:color w:val="C0392B"/>
+          <w:color w:val="auto"/>
           <w:sz w:val="22"/>
         </w:rPr>
         <w:t xml:space="preserve"> </w:t>
@@ -2480,7 +2480,7 @@
         <w:rPr>
           <w:b/>
           <w:bCs/>
-          <w:color w:val="C0392B"/>
+          <w:color w:val="auto"/>
           <w:sz w:val="22"/>
         </w:rPr>
         <w:t>전에</w:t>
@@ -2489,7 +2489,7 @@
         <w:rPr>
           <w:b/>
           <w:bCs/>
-          <w:color w:val="C0392B"/>
+          <w:color w:val="auto"/>
           <w:sz w:val="22"/>
         </w:rPr>
         <w:t xml:space="preserve"> </w:t>
@@ -2498,7 +2498,7 @@
         <w:rPr>
           <w:b/>
           <w:bCs/>
-          <w:color w:val="C0392B"/>
+          <w:color w:val="auto"/>
           <w:sz w:val="22"/>
         </w:rPr>
         <w:t>백업부터</w:t>
@@ -2507,7 +2507,7 @@
         <w:rPr>
           <w:b/>
           <w:bCs/>
-          <w:color w:val="C0392B"/>
+          <w:color w:val="auto"/>
           <w:sz w:val="22"/>
         </w:rPr>
         <w:t xml:space="preserve"> </w:t>
@@ -2516,7 +2516,7 @@
         <w:rPr>
           <w:b/>
           <w:bCs/>
-          <w:color w:val="C0392B"/>
+          <w:color w:val="auto"/>
           <w:sz w:val="22"/>
         </w:rPr>
         <w:t>뜰</w:t>
@@ -2525,7 +2525,7 @@
         <w:rPr>
           <w:b/>
           <w:bCs/>
-          <w:color w:val="C0392B"/>
+          <w:color w:val="auto"/>
           <w:sz w:val="22"/>
         </w:rPr>
         <w:t xml:space="preserve"> </w:t>
@@ -2534,7 +2534,7 @@
         <w:rPr>
           <w:b/>
           <w:bCs/>
-          <w:color w:val="C0392B"/>
+          <w:color w:val="auto"/>
           <w:sz w:val="22"/>
         </w:rPr>
         <w:t>것</w:t>
@@ -2543,7 +2543,7 @@
         <w:rPr>
           <w:b/>
           <w:bCs/>
-          <w:color w:val="C0392B"/>
+          <w:color w:val="auto"/>
           <w:sz w:val="22"/>
         </w:rPr>
         <w:t>.</w:t>
@@ -3544,7 +3544,7 @@
         <w:rPr>
           <w:i/>
           <w:iCs/>
-          <w:color w:val="666666"/>
+          <w:color w:val="auto"/>
           <w:sz w:val="22"/>
         </w:rPr>
         <w:t>진행</w:t>
@@ -3553,16 +3553,16 @@
         <w:rPr>
           <w:i/>
           <w:iCs/>
-          <w:color w:val="666666"/>
-          <w:sz w:val="22"/>
-        </w:rPr>
-        <w:t xml:space="preserve"> </w:t>
-      </w:r>
-      <w:r>
-        <w:rPr>
-          <w:i/>
-          <w:iCs/>
-          <w:color w:val="666666"/>
+          <w:color w:val="auto"/>
+          <w:sz w:val="22"/>
+        </w:rPr>
+        <w:t xml:space="preserve"> </w:t>
+      </w:r>
+      <w:r>
+        <w:rPr>
+          <w:i/>
+          <w:iCs/>
+          <w:color w:val="auto"/>
           <w:sz w:val="22"/>
         </w:rPr>
         <w:t>전</w:t>
@@ -3571,7 +3571,7 @@
         <w:rPr>
           <w:i/>
           <w:iCs/>
-          <w:color w:val="666666"/>
+          <w:color w:val="auto"/>
           <w:sz w:val="22"/>
         </w:rPr>
         <w:t xml:space="preserve">, </w:t>
@@ -3580,7 +3580,7 @@
         <w:rPr>
           <w:i/>
           <w:iCs/>
-          <w:color w:val="666666"/>
+          <w:color w:val="auto"/>
           <w:sz w:val="22"/>
         </w:rPr>
         <w:t>지금</w:t>
@@ -3589,16 +3589,16 @@
         <w:rPr>
           <w:i/>
           <w:iCs/>
-          <w:color w:val="666666"/>
-          <w:sz w:val="22"/>
-        </w:rPr>
-        <w:t xml:space="preserve"> </w:t>
-      </w:r>
-      <w:r>
-        <w:rPr>
-          <w:i/>
-          <w:iCs/>
-          <w:color w:val="666666"/>
+          <w:color w:val="auto"/>
+          <w:sz w:val="22"/>
+        </w:rPr>
+        <w:t xml:space="preserve"> </w:t>
+      </w:r>
+      <w:r>
+        <w:rPr>
+          <w:i/>
+          <w:iCs/>
+          <w:color w:val="auto"/>
           <w:sz w:val="22"/>
         </w:rPr>
         <w:t>계정으로</w:t>
@@ -3607,7 +3607,7 @@
         <w:rPr>
           <w:i/>
           <w:iCs/>
-          <w:color w:val="666666"/>
+          <w:color w:val="auto"/>
           <w:sz w:val="22"/>
         </w:rPr>
         <w:t xml:space="preserve"> GitHub / Vercel / Supabase </w:t>
@@ -3616,7 +3616,7 @@
         <w:rPr>
           <w:i/>
           <w:iCs/>
-          <w:color w:val="666666"/>
+          <w:color w:val="auto"/>
           <w:sz w:val="22"/>
         </w:rPr>
         <w:t>모두</w:t>
@@ -3625,16 +3625,16 @@
         <w:rPr>
           <w:i/>
           <w:iCs/>
-          <w:color w:val="666666"/>
-          <w:sz w:val="22"/>
-        </w:rPr>
-        <w:t xml:space="preserve"> </w:t>
-      </w:r>
-      <w:r>
-        <w:rPr>
-          <w:i/>
-          <w:iCs/>
-          <w:color w:val="666666"/>
+          <w:color w:val="auto"/>
+          <w:sz w:val="22"/>
+        </w:rPr>
+        <w:t xml:space="preserve"> </w:t>
+      </w:r>
+      <w:r>
+        <w:rPr>
+          <w:i/>
+          <w:iCs/>
+          <w:color w:val="auto"/>
           <w:sz w:val="22"/>
         </w:rPr>
         <w:t>정상적으로</w:t>
@@ -3643,16 +3643,16 @@
         <w:rPr>
           <w:i/>
           <w:iCs/>
-          <w:color w:val="666666"/>
-          <w:sz w:val="22"/>
-        </w:rPr>
-        <w:t xml:space="preserve"> </w:t>
-      </w:r>
-      <w:r>
-        <w:rPr>
-          <w:i/>
-          <w:iCs/>
-          <w:color w:val="666666"/>
+          <w:color w:val="auto"/>
+          <w:sz w:val="22"/>
+        </w:rPr>
+        <w:t xml:space="preserve"> </w:t>
+      </w:r>
+      <w:r>
+        <w:rPr>
+          <w:i/>
+          <w:iCs/>
+          <w:color w:val="auto"/>
           <w:sz w:val="22"/>
         </w:rPr>
         <w:t>로그인</w:t>
@@ -3661,16 +3661,16 @@
         <w:rPr>
           <w:i/>
           <w:iCs/>
-          <w:color w:val="666666"/>
-          <w:sz w:val="22"/>
-        </w:rPr>
-        <w:t xml:space="preserve"> </w:t>
-      </w:r>
-      <w:r>
-        <w:rPr>
-          <w:i/>
-          <w:iCs/>
-          <w:color w:val="666666"/>
+          <w:color w:val="auto"/>
+          <w:sz w:val="22"/>
+        </w:rPr>
+        <w:t xml:space="preserve"> </w:t>
+      </w:r>
+      <w:r>
+        <w:rPr>
+          <w:i/>
+          <w:iCs/>
+          <w:color w:val="auto"/>
           <w:sz w:val="22"/>
         </w:rPr>
         <w:t>가능한지</w:t>
@@ -3679,16 +3679,16 @@
         <w:rPr>
           <w:i/>
           <w:iCs/>
-          <w:color w:val="666666"/>
-          <w:sz w:val="22"/>
-        </w:rPr>
-        <w:t xml:space="preserve"> </w:t>
-      </w:r>
-      <w:r>
-        <w:rPr>
-          <w:i/>
-          <w:iCs/>
-          <w:color w:val="666666"/>
+          <w:color w:val="auto"/>
+          <w:sz w:val="22"/>
+        </w:rPr>
+        <w:t xml:space="preserve"> </w:t>
+      </w:r>
+      <w:r>
+        <w:rPr>
+          <w:i/>
+          <w:iCs/>
+          <w:color w:val="auto"/>
           <w:sz w:val="22"/>
         </w:rPr>
         <w:t>먼저</w:t>
@@ -3697,16 +3697,16 @@
         <w:rPr>
           <w:i/>
           <w:iCs/>
-          <w:color w:val="666666"/>
-          <w:sz w:val="22"/>
-        </w:rPr>
-        <w:t xml:space="preserve"> </w:t>
-      </w:r>
-      <w:r>
-        <w:rPr>
-          <w:i/>
-          <w:iCs/>
-          <w:color w:val="666666"/>
+          <w:color w:val="auto"/>
+          <w:sz w:val="22"/>
+        </w:rPr>
+        <w:t xml:space="preserve"> </w:t>
+      </w:r>
+      <w:r>
+        <w:rPr>
+          <w:i/>
+          <w:iCs/>
+          <w:color w:val="auto"/>
           <w:sz w:val="22"/>
         </w:rPr>
         <w:t>확인하고</w:t>
@@ -3715,7 +3715,7 @@
         <w:rPr>
           <w:i/>
           <w:iCs/>
-          <w:color w:val="666666"/>
+          <w:color w:val="auto"/>
           <w:sz w:val="22"/>
         </w:rPr>
         <w:t xml:space="preserve">, </w:t>
@@ -3724,7 +3724,7 @@
         <w:rPr>
           <w:i/>
           <w:iCs/>
-          <w:color w:val="666666"/>
+          <w:color w:val="auto"/>
           <w:sz w:val="22"/>
         </w:rPr>
         <w:t>비밀번호</w:t>
@@ -3733,7 +3733,7 @@
         <w:rPr>
           <w:i/>
           <w:iCs/>
-          <w:color w:val="666666"/>
+          <w:color w:val="auto"/>
           <w:sz w:val="22"/>
         </w:rPr>
         <w:t>/2</w:t>
@@ -3742,7 +3742,7 @@
         <w:rPr>
           <w:i/>
           <w:iCs/>
-          <w:color w:val="666666"/>
+          <w:color w:val="auto"/>
           <w:sz w:val="22"/>
         </w:rPr>
         <w:t>단계</w:t>
@@ -3751,16 +3751,16 @@
         <w:rPr>
           <w:i/>
           <w:iCs/>
-          <w:color w:val="666666"/>
-          <w:sz w:val="22"/>
-        </w:rPr>
-        <w:t xml:space="preserve"> </w:t>
-      </w:r>
-      <w:r>
-        <w:rPr>
-          <w:i/>
-          <w:iCs/>
-          <w:color w:val="666666"/>
+          <w:color w:val="auto"/>
+          <w:sz w:val="22"/>
+        </w:rPr>
+        <w:t xml:space="preserve"> </w:t>
+      </w:r>
+      <w:r>
+        <w:rPr>
+          <w:i/>
+          <w:iCs/>
+          <w:color w:val="auto"/>
           <w:sz w:val="22"/>
         </w:rPr>
         <w:t>인증</w:t>
@@ -3769,16 +3769,16 @@
         <w:rPr>
           <w:i/>
           <w:iCs/>
-          <w:color w:val="666666"/>
-          <w:sz w:val="22"/>
-        </w:rPr>
-        <w:t xml:space="preserve"> </w:t>
-      </w:r>
-      <w:r>
-        <w:rPr>
-          <w:i/>
-          <w:iCs/>
-          <w:color w:val="666666"/>
+          <w:color w:val="auto"/>
+          <w:sz w:val="22"/>
+        </w:rPr>
+        <w:t xml:space="preserve"> </w:t>
+      </w:r>
+      <w:r>
+        <w:rPr>
+          <w:i/>
+          <w:iCs/>
+          <w:color w:val="auto"/>
           <w:sz w:val="22"/>
         </w:rPr>
         <w:t>등</w:t>
@@ -3787,16 +3787,16 @@
         <w:rPr>
           <w:i/>
           <w:iCs/>
-          <w:color w:val="666666"/>
-          <w:sz w:val="22"/>
-        </w:rPr>
-        <w:t xml:space="preserve"> </w:t>
-      </w:r>
-      <w:r>
-        <w:rPr>
-          <w:i/>
-          <w:iCs/>
-          <w:color w:val="666666"/>
+          <w:color w:val="auto"/>
+          <w:sz w:val="22"/>
+        </w:rPr>
+        <w:t xml:space="preserve"> </w:t>
+      </w:r>
+      <w:r>
+        <w:rPr>
+          <w:i/>
+          <w:iCs/>
+          <w:color w:val="auto"/>
           <w:sz w:val="22"/>
         </w:rPr>
         <w:t>계정</w:t>
@@ -3805,16 +3805,16 @@
         <w:rPr>
           <w:i/>
           <w:iCs/>
-          <w:color w:val="666666"/>
-          <w:sz w:val="22"/>
-        </w:rPr>
-        <w:t xml:space="preserve"> </w:t>
-      </w:r>
-      <w:r>
-        <w:rPr>
-          <w:i/>
-          <w:iCs/>
-          <w:color w:val="666666"/>
+          <w:color w:val="auto"/>
+          <w:sz w:val="22"/>
+        </w:rPr>
+        <w:t xml:space="preserve"> </w:t>
+      </w:r>
+      <w:r>
+        <w:rPr>
+          <w:i/>
+          <w:iCs/>
+          <w:color w:val="auto"/>
           <w:sz w:val="22"/>
         </w:rPr>
         <w:t>복구</w:t>
@@ -3823,16 +3823,16 @@
         <w:rPr>
           <w:i/>
           <w:iCs/>
-          <w:color w:val="666666"/>
-          <w:sz w:val="22"/>
-        </w:rPr>
-        <w:t xml:space="preserve"> </w:t>
-      </w:r>
-      <w:r>
-        <w:rPr>
-          <w:i/>
-          <w:iCs/>
-          <w:color w:val="666666"/>
+          <w:color w:val="auto"/>
+          <w:sz w:val="22"/>
+        </w:rPr>
+        <w:t xml:space="preserve"> </w:t>
+      </w:r>
+      <w:r>
+        <w:rPr>
+          <w:i/>
+          <w:iCs/>
+          <w:color w:val="auto"/>
           <w:sz w:val="22"/>
         </w:rPr>
         <w:t>수단을</w:t>
@@ -3841,16 +3841,16 @@
         <w:rPr>
           <w:i/>
           <w:iCs/>
-          <w:color w:val="666666"/>
-          <w:sz w:val="22"/>
-        </w:rPr>
-        <w:t xml:space="preserve"> </w:t>
-      </w:r>
-      <w:r>
-        <w:rPr>
-          <w:i/>
-          <w:iCs/>
-          <w:color w:val="666666"/>
+          <w:color w:val="auto"/>
+          <w:sz w:val="22"/>
+        </w:rPr>
+        <w:t xml:space="preserve"> </w:t>
+      </w:r>
+      <w:r>
+        <w:rPr>
+          <w:i/>
+          <w:iCs/>
+          <w:color w:val="auto"/>
           <w:sz w:val="22"/>
         </w:rPr>
         <w:t>미리</w:t>
@@ -3859,16 +3859,16 @@
         <w:rPr>
           <w:i/>
           <w:iCs/>
-          <w:color w:val="666666"/>
-          <w:sz w:val="22"/>
-        </w:rPr>
-        <w:t xml:space="preserve"> </w:t>
-      </w:r>
-      <w:r>
-        <w:rPr>
-          <w:i/>
-          <w:iCs/>
-          <w:color w:val="666666"/>
+          <w:color w:val="auto"/>
+          <w:sz w:val="22"/>
+        </w:rPr>
+        <w:t xml:space="preserve"> </w:t>
+      </w:r>
+      <w:r>
+        <w:rPr>
+          <w:i/>
+          <w:iCs/>
+          <w:color w:val="auto"/>
           <w:sz w:val="22"/>
         </w:rPr>
         <w:t>확보해둘</w:t>
@@ -3877,16 +3877,16 @@
         <w:rPr>
           <w:i/>
           <w:iCs/>
-          <w:color w:val="666666"/>
-          <w:sz w:val="22"/>
-        </w:rPr>
-        <w:t xml:space="preserve"> </w:t>
-      </w:r>
-      <w:r>
-        <w:rPr>
-          <w:i/>
-          <w:iCs/>
-          <w:color w:val="666666"/>
+          <w:color w:val="auto"/>
+          <w:sz w:val="22"/>
+        </w:rPr>
+        <w:t xml:space="preserve"> </w:t>
+      </w:r>
+      <w:r>
+        <w:rPr>
+          <w:i/>
+          <w:iCs/>
+          <w:color w:val="auto"/>
           <w:sz w:val="22"/>
         </w:rPr>
         <w:t>것</w:t>
@@ -3895,7 +3895,7 @@
         <w:rPr>
           <w:i/>
           <w:iCs/>
-          <w:color w:val="666666"/>
+          <w:color w:val="auto"/>
           <w:sz w:val="22"/>
         </w:rPr>
         <w:t xml:space="preserve">. </w:t>
@@ -3904,7 +3904,7 @@
         <w:rPr>
           <w:i/>
           <w:iCs/>
-          <w:color w:val="666666"/>
+          <w:color w:val="auto"/>
           <w:sz w:val="22"/>
         </w:rPr>
         <w:t>자세한</w:t>
@@ -3913,16 +3913,16 @@
         <w:rPr>
           <w:i/>
           <w:iCs/>
-          <w:color w:val="666666"/>
-          <w:sz w:val="22"/>
-        </w:rPr>
-        <w:t xml:space="preserve"> </w:t>
-      </w:r>
-      <w:r>
-        <w:rPr>
-          <w:i/>
-          <w:iCs/>
-          <w:color w:val="666666"/>
+          <w:color w:val="auto"/>
+          <w:sz w:val="22"/>
+        </w:rPr>
+        <w:t xml:space="preserve"> </w:t>
+      </w:r>
+      <w:r>
+        <w:rPr>
+          <w:i/>
+          <w:iCs/>
+          <w:color w:val="auto"/>
           <w:sz w:val="22"/>
         </w:rPr>
         <w:t>내용은</w:t>
@@ -3931,7 +3931,7 @@
         <w:rPr>
           <w:i/>
           <w:iCs/>
-          <w:color w:val="666666"/>
+          <w:color w:val="auto"/>
           <w:sz w:val="22"/>
         </w:rPr>
         <w:t xml:space="preserve"> reference/</w:t>
@@ -3940,7 +3940,7 @@
         <w:rPr>
           <w:i/>
           <w:iCs/>
-          <w:color w:val="666666"/>
+          <w:color w:val="auto"/>
           <w:sz w:val="22"/>
         </w:rPr>
         <w:t>이메일</w:t>
@@ -3949,7 +3949,7 @@
         <w:rPr>
           <w:i/>
           <w:iCs/>
-          <w:color w:val="666666"/>
+          <w:color w:val="auto"/>
           <w:sz w:val="22"/>
         </w:rPr>
         <w:t>_</w:t>
@@ -3958,7 +3958,7 @@
         <w:rPr>
           <w:i/>
           <w:iCs/>
-          <w:color w:val="666666"/>
+          <w:color w:val="auto"/>
           <w:sz w:val="22"/>
         </w:rPr>
         <w:t>깃허브</w:t>
@@ -3967,7 +3967,7 @@
         <w:rPr>
           <w:i/>
           <w:iCs/>
-          <w:color w:val="666666"/>
+          <w:color w:val="auto"/>
           <w:sz w:val="22"/>
         </w:rPr>
         <w:t>_</w:t>
@@ -3976,7 +3976,7 @@
         <w:rPr>
           <w:i/>
           <w:iCs/>
-          <w:color w:val="666666"/>
+          <w:color w:val="auto"/>
           <w:sz w:val="22"/>
         </w:rPr>
         <w:t>버셀</w:t>
@@ -3985,7 +3985,7 @@
         <w:rPr>
           <w:i/>
           <w:iCs/>
-          <w:color w:val="666666"/>
+          <w:color w:val="auto"/>
           <w:sz w:val="22"/>
         </w:rPr>
         <w:t>_</w:t>
@@ -3994,7 +3994,7 @@
         <w:rPr>
           <w:i/>
           <w:iCs/>
-          <w:color w:val="666666"/>
+          <w:color w:val="auto"/>
           <w:sz w:val="22"/>
         </w:rPr>
         <w:t>이전</w:t>
@@ -4003,7 +4003,7 @@
         <w:rPr>
           <w:i/>
           <w:iCs/>
-          <w:color w:val="666666"/>
+          <w:color w:val="auto"/>
           <w:sz w:val="22"/>
         </w:rPr>
         <w:t>_</w:t>
@@ -4012,7 +4012,7 @@
         <w:rPr>
           <w:i/>
           <w:iCs/>
-          <w:color w:val="666666"/>
+          <w:color w:val="auto"/>
           <w:sz w:val="22"/>
         </w:rPr>
         <w:t>가이드</w:t>
@@ -4021,7 +4021,7 @@
         <w:rPr>
           <w:i/>
           <w:iCs/>
-          <w:color w:val="666666"/>
+          <w:color w:val="auto"/>
           <w:sz w:val="22"/>
         </w:rPr>
         <w:t xml:space="preserve">.txt, </w:t>
@@ -4030,7 +4030,7 @@
         <w:rPr>
           <w:i/>
           <w:iCs/>
-          <w:color w:val="666666"/>
+          <w:color w:val="auto"/>
           <w:sz w:val="22"/>
         </w:rPr>
         <w:t>컴퓨터</w:t>
@@ -4039,16 +4039,16 @@
         <w:rPr>
           <w:i/>
           <w:iCs/>
-          <w:color w:val="666666"/>
-          <w:sz w:val="22"/>
-        </w:rPr>
-        <w:t xml:space="preserve"> </w:t>
-      </w:r>
-      <w:r>
-        <w:rPr>
-          <w:i/>
-          <w:iCs/>
-          <w:color w:val="666666"/>
+          <w:color w:val="auto"/>
+          <w:sz w:val="22"/>
+        </w:rPr>
+        <w:t xml:space="preserve"> </w:t>
+      </w:r>
+      <w:r>
+        <w:rPr>
+          <w:i/>
+          <w:iCs/>
+          <w:color w:val="auto"/>
           <w:sz w:val="22"/>
         </w:rPr>
         <w:t>고장</w:t>
@@ -4057,16 +4057,16 @@
         <w:rPr>
           <w:i/>
           <w:iCs/>
-          <w:color w:val="666666"/>
-          <w:sz w:val="22"/>
-        </w:rPr>
-        <w:t xml:space="preserve"> </w:t>
-      </w:r>
-      <w:r>
-        <w:rPr>
-          <w:i/>
-          <w:iCs/>
-          <w:color w:val="666666"/>
+          <w:color w:val="auto"/>
+          <w:sz w:val="22"/>
+        </w:rPr>
+        <w:t xml:space="preserve"> </w:t>
+      </w:r>
+      <w:r>
+        <w:rPr>
+          <w:i/>
+          <w:iCs/>
+          <w:color w:val="auto"/>
           <w:sz w:val="22"/>
         </w:rPr>
         <w:t>대비는</w:t>
@@ -4075,7 +4075,7 @@
         <w:rPr>
           <w:i/>
           <w:iCs/>
-          <w:color w:val="666666"/>
+          <w:color w:val="auto"/>
           <w:sz w:val="22"/>
         </w:rPr>
         <w:t xml:space="preserve"> reference/</w:t>
@@ -4084,7 +4084,7 @@
         <w:rPr>
           <w:i/>
           <w:iCs/>
-          <w:color w:val="666666"/>
+          <w:color w:val="auto"/>
           <w:sz w:val="22"/>
         </w:rPr>
         <w:t>컴퓨터고장</w:t>
@@ -4093,7 +4093,7 @@
         <w:rPr>
           <w:i/>
           <w:iCs/>
-          <w:color w:val="666666"/>
+          <w:color w:val="auto"/>
           <w:sz w:val="22"/>
         </w:rPr>
         <w:t>_</w:t>
@@ -4102,7 +4102,7 @@
         <w:rPr>
           <w:i/>
           <w:iCs/>
-          <w:color w:val="666666"/>
+          <w:color w:val="auto"/>
           <w:sz w:val="22"/>
         </w:rPr>
         <w:t>계정변경</w:t>
@@ -4111,7 +4111,7 @@
         <w:rPr>
           <w:i/>
           <w:iCs/>
-          <w:color w:val="666666"/>
+          <w:color w:val="auto"/>
           <w:sz w:val="22"/>
         </w:rPr>
         <w:t>_</w:t>
@@ -4120,7 +4120,7 @@
         <w:rPr>
           <w:i/>
           <w:iCs/>
-          <w:color w:val="666666"/>
+          <w:color w:val="auto"/>
           <w:sz w:val="22"/>
         </w:rPr>
         <w:t>대비</w:t>
@@ -4129,7 +4129,7 @@
         <w:rPr>
           <w:i/>
           <w:iCs/>
-          <w:color w:val="666666"/>
+          <w:color w:val="auto"/>
           <w:sz w:val="22"/>
         </w:rPr>
         <w:t xml:space="preserve">.txt </w:t>
@@ -4138,7 +4138,7 @@
         <w:rPr>
           <w:i/>
           <w:iCs/>
-          <w:color w:val="666666"/>
+          <w:color w:val="auto"/>
           <w:sz w:val="22"/>
         </w:rPr>
         <w:t>참고</w:t>
@@ -4147,7 +4147,7 @@
         <w:rPr>
           <w:i/>
           <w:iCs/>
-          <w:color w:val="666666"/>
+          <w:color w:val="auto"/>
           <w:sz w:val="22"/>
         </w:rPr>
         <w:t>.</w:t>
@@ -5369,7 +5369,7 @@
         <w:rPr>
           <w:i/>
           <w:iCs/>
-          <w:color w:val="666666"/>
+          <w:color w:val="auto"/>
           <w:sz w:val="22"/>
         </w:rPr>
         <w:t xml:space="preserve">firebaseConfig </w:t>
@@ -5378,7 +5378,7 @@
         <w:rPr>
           <w:i/>
           <w:iCs/>
-          <w:color w:val="666666"/>
+          <w:color w:val="auto"/>
           <w:sz w:val="22"/>
         </w:rPr>
         <w:t>값은</w:t>
@@ -5387,16 +5387,16 @@
         <w:rPr>
           <w:i/>
           <w:iCs/>
-          <w:color w:val="666666"/>
-          <w:sz w:val="22"/>
-        </w:rPr>
-        <w:t xml:space="preserve"> </w:t>
-      </w:r>
-      <w:r>
-        <w:rPr>
-          <w:i/>
-          <w:iCs/>
-          <w:color w:val="666666"/>
+          <w:color w:val="auto"/>
+          <w:sz w:val="22"/>
+        </w:rPr>
+        <w:t xml:space="preserve"> </w:t>
+      </w:r>
+      <w:r>
+        <w:rPr>
+          <w:i/>
+          <w:iCs/>
+          <w:color w:val="auto"/>
           <w:sz w:val="22"/>
         </w:rPr>
         <w:t>비밀값이</w:t>
@@ -5405,16 +5405,16 @@
         <w:rPr>
           <w:i/>
           <w:iCs/>
-          <w:color w:val="666666"/>
-          <w:sz w:val="22"/>
-        </w:rPr>
-        <w:t xml:space="preserve"> </w:t>
-      </w:r>
-      <w:r>
-        <w:rPr>
-          <w:i/>
-          <w:iCs/>
-          <w:color w:val="666666"/>
+          <w:color w:val="auto"/>
+          <w:sz w:val="22"/>
+        </w:rPr>
+        <w:t xml:space="preserve"> </w:t>
+      </w:r>
+      <w:r>
+        <w:rPr>
+          <w:i/>
+          <w:iCs/>
+          <w:color w:val="auto"/>
           <w:sz w:val="22"/>
         </w:rPr>
         <w:t>아니며</w:t>
@@ -5423,7 +5423,7 @@
         <w:rPr>
           <w:i/>
           <w:iCs/>
-          <w:color w:val="666666"/>
+          <w:color w:val="auto"/>
           <w:sz w:val="22"/>
         </w:rPr>
         <w:t xml:space="preserve">(Firestore </w:t>
@@ -5432,7 +5432,7 @@
         <w:rPr>
           <w:i/>
           <w:iCs/>
-          <w:color w:val="666666"/>
+          <w:color w:val="auto"/>
           <w:sz w:val="22"/>
         </w:rPr>
         <w:t>보안</w:t>
@@ -5441,16 +5441,16 @@
         <w:rPr>
           <w:i/>
           <w:iCs/>
-          <w:color w:val="666666"/>
-          <w:sz w:val="22"/>
-        </w:rPr>
-        <w:t xml:space="preserve"> </w:t>
-      </w:r>
-      <w:r>
-        <w:rPr>
-          <w:i/>
-          <w:iCs/>
-          <w:color w:val="666666"/>
+          <w:color w:val="auto"/>
+          <w:sz w:val="22"/>
+        </w:rPr>
+        <w:t xml:space="preserve"> </w:t>
+      </w:r>
+      <w:r>
+        <w:rPr>
+          <w:i/>
+          <w:iCs/>
+          <w:color w:val="auto"/>
           <w:sz w:val="22"/>
         </w:rPr>
         <w:t>규칙으로</w:t>
@@ -5459,16 +5459,16 @@
         <w:rPr>
           <w:i/>
           <w:iCs/>
-          <w:color w:val="666666"/>
-          <w:sz w:val="22"/>
-        </w:rPr>
-        <w:t xml:space="preserve"> </w:t>
-      </w:r>
-      <w:r>
-        <w:rPr>
-          <w:i/>
-          <w:iCs/>
-          <w:color w:val="666666"/>
+          <w:color w:val="auto"/>
+          <w:sz w:val="22"/>
+        </w:rPr>
+        <w:t xml:space="preserve"> </w:t>
+      </w:r>
+      <w:r>
+        <w:rPr>
+          <w:i/>
+          <w:iCs/>
+          <w:color w:val="auto"/>
           <w:sz w:val="22"/>
         </w:rPr>
         <w:t>실제</w:t>
@@ -5477,16 +5477,16 @@
         <w:rPr>
           <w:i/>
           <w:iCs/>
-          <w:color w:val="666666"/>
-          <w:sz w:val="22"/>
-        </w:rPr>
-        <w:t xml:space="preserve"> </w:t>
-      </w:r>
-      <w:r>
-        <w:rPr>
-          <w:i/>
-          <w:iCs/>
-          <w:color w:val="666666"/>
+          <w:color w:val="auto"/>
+          <w:sz w:val="22"/>
+        </w:rPr>
+        <w:t xml:space="preserve"> </w:t>
+      </w:r>
+      <w:r>
+        <w:rPr>
+          <w:i/>
+          <w:iCs/>
+          <w:color w:val="auto"/>
           <w:sz w:val="22"/>
         </w:rPr>
         <w:t>데이터를</w:t>
@@ -5495,16 +5495,16 @@
         <w:rPr>
           <w:i/>
           <w:iCs/>
-          <w:color w:val="666666"/>
-          <w:sz w:val="22"/>
-        </w:rPr>
-        <w:t xml:space="preserve"> </w:t>
-      </w:r>
-      <w:r>
-        <w:rPr>
-          <w:i/>
-          <w:iCs/>
-          <w:color w:val="666666"/>
+          <w:color w:val="auto"/>
+          <w:sz w:val="22"/>
+        </w:rPr>
+        <w:t xml:space="preserve"> </w:t>
+      </w:r>
+      <w:r>
+        <w:rPr>
+          <w:i/>
+          <w:iCs/>
+          <w:color w:val="auto"/>
           <w:sz w:val="22"/>
         </w:rPr>
         <w:t>보호하는</w:t>
@@ -5513,16 +5513,16 @@
         <w:rPr>
           <w:i/>
           <w:iCs/>
-          <w:color w:val="666666"/>
-          <w:sz w:val="22"/>
-        </w:rPr>
-        <w:t xml:space="preserve"> </w:t>
-      </w:r>
-      <w:r>
-        <w:rPr>
-          <w:i/>
-          <w:iCs/>
-          <w:color w:val="666666"/>
+          <w:color w:val="auto"/>
+          <w:sz w:val="22"/>
+        </w:rPr>
+        <w:t xml:space="preserve"> </w:t>
+      </w:r>
+      <w:r>
+        <w:rPr>
+          <w:i/>
+          <w:iCs/>
+          <w:color w:val="auto"/>
           <w:sz w:val="22"/>
         </w:rPr>
         <w:t>구조</w:t>
@@ -5531,7 +5531,7 @@
         <w:rPr>
           <w:i/>
           <w:iCs/>
-          <w:color w:val="666666"/>
+          <w:color w:val="auto"/>
           <w:sz w:val="22"/>
         </w:rPr>
         <w:t xml:space="preserve">), </w:t>
@@ -5540,7 +5540,7 @@
         <w:rPr>
           <w:i/>
           <w:iCs/>
-          <w:color w:val="666666"/>
+          <w:color w:val="auto"/>
           <w:sz w:val="22"/>
         </w:rPr>
         <w:t>다음</w:t>
@@ -5549,16 +5549,16 @@
         <w:rPr>
           <w:i/>
           <w:iCs/>
-          <w:color w:val="666666"/>
-          <w:sz w:val="22"/>
-        </w:rPr>
-        <w:t xml:space="preserve"> </w:t>
-      </w:r>
-      <w:r>
-        <w:rPr>
-          <w:i/>
-          <w:iCs/>
-          <w:color w:val="666666"/>
+          <w:color w:val="auto"/>
+          <w:sz w:val="22"/>
+        </w:rPr>
+        <w:t xml:space="preserve"> </w:t>
+      </w:r>
+      <w:r>
+        <w:rPr>
+          <w:i/>
+          <w:iCs/>
+          <w:color w:val="auto"/>
           <w:sz w:val="22"/>
         </w:rPr>
         <w:t>단계</w:t>
@@ -5567,7 +5567,7 @@
         <w:rPr>
           <w:i/>
           <w:iCs/>
-          <w:color w:val="666666"/>
+          <w:color w:val="auto"/>
           <w:sz w:val="22"/>
         </w:rPr>
         <w:t>(</w:t>
@@ -5576,7 +5576,7 @@
         <w:rPr>
           <w:i/>
           <w:iCs/>
-          <w:color w:val="666666"/>
+          <w:color w:val="auto"/>
           <w:sz w:val="22"/>
         </w:rPr>
         <w:t>로</w:t>
@@ -5585,7 +5585,7 @@
         <w:rPr>
           <w:i/>
           <w:iCs/>
-          <w:color w:val="666666"/>
+          <w:color w:val="auto"/>
           <w:sz w:val="22"/>
         </w:rPr>
         <w:t>그인</w:t>
@@ -5594,7 +5594,7 @@
         <w:rPr>
           <w:i/>
           <w:iCs/>
-          <w:color w:val="666666"/>
+          <w:color w:val="auto"/>
           <w:sz w:val="22"/>
         </w:rPr>
         <w:t xml:space="preserve"> UI </w:t>
@@ -5603,7 +5603,7 @@
         <w:rPr>
           <w:i/>
           <w:iCs/>
-          <w:color w:val="666666"/>
+          <w:color w:val="auto"/>
           <w:sz w:val="22"/>
         </w:rPr>
         <w:t>연동</w:t>
@@ -5612,7 +5612,7 @@
         <w:rPr>
           <w:i/>
           <w:iCs/>
-          <w:color w:val="666666"/>
+          <w:color w:val="auto"/>
           <w:sz w:val="22"/>
         </w:rPr>
         <w:t>)</w:t>
@@ -5621,7 +5621,7 @@
         <w:rPr>
           <w:i/>
           <w:iCs/>
-          <w:color w:val="666666"/>
+          <w:color w:val="auto"/>
           <w:sz w:val="22"/>
         </w:rPr>
         <w:t>를</w:t>
@@ -5630,16 +5630,16 @@
         <w:rPr>
           <w:i/>
           <w:iCs/>
-          <w:color w:val="666666"/>
-          <w:sz w:val="22"/>
-        </w:rPr>
-        <w:t xml:space="preserve"> </w:t>
-      </w:r>
-      <w:r>
-        <w:rPr>
-          <w:i/>
-          <w:iCs/>
-          <w:color w:val="666666"/>
+          <w:color w:val="auto"/>
+          <w:sz w:val="22"/>
+        </w:rPr>
+        <w:t xml:space="preserve"> </w:t>
+      </w:r>
+      <w:r>
+        <w:rPr>
+          <w:i/>
+          <w:iCs/>
+          <w:color w:val="auto"/>
           <w:sz w:val="22"/>
         </w:rPr>
         <w:t>위해</w:t>
@@ -5648,16 +5648,16 @@
         <w:rPr>
           <w:i/>
           <w:iCs/>
-          <w:color w:val="666666"/>
-          <w:sz w:val="22"/>
-        </w:rPr>
-        <w:t xml:space="preserve"> </w:t>
-      </w:r>
-      <w:r>
-        <w:rPr>
-          <w:i/>
-          <w:iCs/>
-          <w:color w:val="666666"/>
+          <w:color w:val="auto"/>
+          <w:sz w:val="22"/>
+        </w:rPr>
+        <w:t xml:space="preserve"> </w:t>
+      </w:r>
+      <w:r>
+        <w:rPr>
+          <w:i/>
+          <w:iCs/>
+          <w:color w:val="auto"/>
           <w:sz w:val="22"/>
         </w:rPr>
         <w:t>그대로</w:t>
@@ -5666,16 +5666,16 @@
         <w:rPr>
           <w:i/>
           <w:iCs/>
-          <w:color w:val="666666"/>
-          <w:sz w:val="22"/>
-        </w:rPr>
-        <w:t xml:space="preserve"> </w:t>
-      </w:r>
-      <w:r>
-        <w:rPr>
-          <w:i/>
-          <w:iCs/>
-          <w:color w:val="666666"/>
+          <w:color w:val="auto"/>
+          <w:sz w:val="22"/>
+        </w:rPr>
+        <w:t xml:space="preserve"> </w:t>
+      </w:r>
+      <w:r>
+        <w:rPr>
+          <w:i/>
+          <w:iCs/>
+          <w:color w:val="auto"/>
           <w:sz w:val="22"/>
         </w:rPr>
         <w:t>전달해도</w:t>
@@ -5684,16 +5684,16 @@
         <w:rPr>
           <w:i/>
           <w:iCs/>
-          <w:color w:val="666666"/>
-          <w:sz w:val="22"/>
-        </w:rPr>
-        <w:t xml:space="preserve"> </w:t>
-      </w:r>
-      <w:r>
-        <w:rPr>
-          <w:i/>
-          <w:iCs/>
-          <w:color w:val="666666"/>
+          <w:color w:val="auto"/>
+          <w:sz w:val="22"/>
+        </w:rPr>
+        <w:t xml:space="preserve"> </w:t>
+      </w:r>
+      <w:r>
+        <w:rPr>
+          <w:i/>
+          <w:iCs/>
+          <w:color w:val="auto"/>
           <w:sz w:val="22"/>
         </w:rPr>
         <w:t>안전합니다</w:t>
@@ -5702,13 +5702,14 @@
         <w:rPr>
           <w:i/>
           <w:iCs/>
-          <w:color w:val="666666"/>
+          <w:color w:val="auto"/>
           <w:sz w:val="22"/>
         </w:rPr>
         <w:t>.</w:t>
       </w:r>
     </w:p>
     <w:sectPr>
+      <w:footerReference w:type="default" r:id="rId8"/>
       <w:pgSz w:w="11906" w:h="16838"/>
       <w:pgMar w:top="720" w:right="720" w:bottom="720" w:left="720" w:header="708" w:footer="708" w:gutter="0"/>
       <w:cols w:space="720"/>
@@ -5716,6 +5717,102 @@
     </w:sectPr>
   </w:body>
 </w:document>
+</file>
+
+<file path=word/footer1.xml><?xml version="1.0" encoding="utf-8"?>
+<w:ftr xmlns:w="http://schemas.openxmlformats.org/wordprocessingml/2006/main">
+  <w:p>
+    <w:pPr>
+      <w:jc w:val="center"/>
+    </w:pPr>
+    <w:r>
+      <w:rPr>
+        <w:sz w:val="18"/>
+        <w:szCs w:val="18"/>
+      </w:rPr>
+      <w:t xml:space="preserve">페이지 </w:t>
+    </w:r>
+    <w:r>
+      <w:rPr>
+        <w:sz w:val="18"/>
+        <w:szCs w:val="18"/>
+      </w:rPr>
+      <w:fldChar w:fldCharType="begin"/>
+    </w:r>
+    <w:r>
+      <w:rPr>
+        <w:sz w:val="18"/>
+        <w:szCs w:val="18"/>
+      </w:rPr>
+      <w:instrText xml:space="preserve"> PAGE </w:instrText>
+    </w:r>
+    <w:r>
+      <w:rPr>
+        <w:sz w:val="18"/>
+        <w:szCs w:val="18"/>
+      </w:rPr>
+      <w:fldChar w:fldCharType="separate"/>
+    </w:r>
+    <w:r>
+      <w:rPr>
+        <w:sz w:val="18"/>
+        <w:szCs w:val="18"/>
+        <w:noProof/>
+      </w:rPr>
+      <w:t>1</w:t>
+    </w:r>
+    <w:r>
+      <w:rPr>
+        <w:sz w:val="18"/>
+        <w:szCs w:val="18"/>
+      </w:rPr>
+      <w:fldChar w:fldCharType="end"/>
+    </w:r>
+    <w:r>
+      <w:rPr>
+        <w:sz w:val="18"/>
+        <w:szCs w:val="18"/>
+      </w:rPr>
+      <w:t xml:space="preserve"> / </w:t>
+    </w:r>
+    <w:r>
+      <w:rPr>
+        <w:sz w:val="18"/>
+        <w:szCs w:val="18"/>
+      </w:rPr>
+      <w:fldChar w:fldCharType="begin"/>
+    </w:r>
+    <w:r>
+      <w:rPr>
+        <w:sz w:val="18"/>
+        <w:szCs w:val="18"/>
+      </w:rPr>
+      <w:instrText xml:space="preserve"> NUMPAGES </w:instrText>
+    </w:r>
+    <w:r>
+      <w:rPr>
+        <w:sz w:val="18"/>
+        <w:szCs w:val="18"/>
+      </w:rPr>
+      <w:fldChar w:fldCharType="separate"/>
+    </w:r>
+    <w:r>
+      <w:rPr>
+        <w:sz w:val="18"/>
+        <w:szCs w:val="18"/>
+        <w:noProof/>
+      </w:rPr>
+      <w:t>1</w:t>
+    </w:r>
+    <w:r>
+      <w:rPr>
+        <w:sz w:val="18"/>
+        <w:szCs w:val="18"/>
+      </w:rPr>
+      <w:fldChar w:fldCharType="end"/>
+    </w:r>
+  </w:p>
+</w:ftr>
 </file>
 
 <file path=word/numbering.xml><?xml version="1.0" encoding="utf-8"?>
@@ -6102,7 +6199,7 @@
       <w:outlineLvl w:val="0"/>
     </w:pPr>
     <w:rPr>
-      <w:color w:val="2E74B5"/>
+      <w:color w:val="auto"/>
       <w:sz w:val="32"/>
       <w:szCs w:val="32"/>
     </w:rPr>
@@ -6114,7 +6211,7 @@
       <w:outlineLvl w:val="1"/>
     </w:pPr>
     <w:rPr>
-      <w:color w:val="2E74B5"/>
+      <w:color w:val="auto"/>
       <w:sz w:val="26"/>
       <w:szCs w:val="26"/>
     </w:rPr>
@@ -6126,7 +6223,7 @@
       <w:outlineLvl w:val="2"/>
     </w:pPr>
     <w:rPr>
-      <w:color w:val="1F4D78"/>
+      <w:color w:val="auto"/>
       <w:sz w:val="24"/>
       <w:szCs w:val="24"/>
     </w:rPr>
@@ -6140,7 +6237,7 @@
     <w:rPr>
       <w:i/>
       <w:iCs/>
-      <w:color w:val="2E74B5"/>
+      <w:color w:val="auto"/>
     </w:rPr>
   </w:style>
   <w:style w:type="paragraph" w:styleId="5">
@@ -6150,7 +6247,7 @@
       <w:outlineLvl w:val="4"/>
     </w:pPr>
     <w:rPr>
-      <w:color w:val="2E74B5"/>
+      <w:color w:val="auto"/>
     </w:rPr>
   </w:style>
   <w:style w:type="paragraph" w:styleId="6">
@@ -6160,7 +6257,7 @@
       <w:outlineLvl w:val="5"/>
     </w:pPr>
     <w:rPr>
-      <w:color w:val="1F4D78"/>
+      <w:color w:val="auto"/>
     </w:rPr>
   </w:style>
   <w:style w:type="character" w:default="1" w:styleId="a0">
@@ -6215,7 +6312,7 @@
     <w:uiPriority w:val="99"/>
     <w:unhideWhenUsed/>
     <w:rPr>
-      <w:color w:val="0563C1"/>
+      <w:color w:val="auto"/>
       <w:u w:val="single"/>
     </w:rPr>
   </w:style>
